--- a/content/templates/common-paper-csa-with-ai/template.docx
+++ b/content/templates/common-paper-csa-with-ai/template.docx
@@ -3994,6 +3994,9 @@
                 <w:rtl w:val="0"/>
               </w:rPr>
             </w:r>
+            <w:r>
+              <w:t>{provider_signatory_name}</w:t>
+            </w:r>
           </w:p>
         </w:tc>
         <w:tc>
@@ -4051,6 +4054,9 @@
               <w:rPr>
                 <w:rtl w:val="0"/>
               </w:rPr>
+            </w:r>
+            <w:r>
+              <w:t>{customer_signatory_name}</w:t>
             </w:r>
           </w:p>
         </w:tc>
@@ -4122,6 +4128,9 @@
                 <w:rtl w:val="0"/>
               </w:rPr>
             </w:r>
+            <w:r>
+              <w:t>{provider_signatory_title_display}</w:t>
+            </w:r>
           </w:p>
         </w:tc>
         <w:tc>
@@ -4179,6 +4188,9 @@
               <w:rPr>
                 <w:rtl w:val="0"/>
               </w:rPr>
+            </w:r>
+            <w:r>
+              <w:t>{customer_signatory_title_display}</w:t>
             </w:r>
           </w:p>
         </w:tc>
@@ -4278,6 +4290,9 @@
                 <w:rtl w:val="0"/>
               </w:rPr>
             </w:r>
+            <w:r>
+              <w:t>{provider_signatory_email}</w:t>
+            </w:r>
           </w:p>
         </w:tc>
         <w:tc>
@@ -4335,6 +4350,9 @@
               <w:rPr>
                 <w:rtl w:val="0"/>
               </w:rPr>
+            </w:r>
+            <w:r>
+              <w:t>{customer_signatory_email}</w:t>
             </w:r>
           </w:p>
         </w:tc>
@@ -11048,6 +11066,9 @@
                 <w:rtl w:val="0"/>
               </w:rPr>
             </w:r>
+            <w:r>
+              <w:t>{provider_signatory_name}</w:t>
+            </w:r>
           </w:p>
         </w:tc>
         <w:tc>
@@ -11105,6 +11126,9 @@
               <w:rPr>
                 <w:rtl w:val="0"/>
               </w:rPr>
+            </w:r>
+            <w:r>
+              <w:t>{customer_signatory_name}</w:t>
             </w:r>
           </w:p>
         </w:tc>
@@ -11176,6 +11200,9 @@
                 <w:rtl w:val="0"/>
               </w:rPr>
             </w:r>
+            <w:r>
+              <w:t>{provider_signatory_title_display}</w:t>
+            </w:r>
           </w:p>
         </w:tc>
         <w:tc>
@@ -11233,6 +11260,9 @@
               <w:rPr>
                 <w:rtl w:val="0"/>
               </w:rPr>
+            </w:r>
+            <w:r>
+              <w:t>{customer_signatory_title_display}</w:t>
             </w:r>
           </w:p>
         </w:tc>
@@ -11332,6 +11362,9 @@
                 <w:rtl w:val="0"/>
               </w:rPr>
             </w:r>
+            <w:r>
+              <w:t>{provider_signatory_email}</w:t>
+            </w:r>
           </w:p>
         </w:tc>
         <w:tc>
@@ -11389,6 +11422,9 @@
               <w:rPr>
                 <w:rtl w:val="0"/>
               </w:rPr>
+            </w:r>
+            <w:r>
+              <w:t>{customer_signatory_email}</w:t>
             </w:r>
           </w:p>
         </w:tc>

--- a/content/templates/common-paper-csa-with-ai/template.docx
+++ b/content/templates/common-paper-csa-with-ai/template.docx
@@ -1452,7 +1452,7 @@
                 <w:highlight w:val="yellow"/>
                 <w:rtl w:val="0"/>
               </w:rPr>
-              <w:t xml:space="preserve">{fill_in_value}</w:t>
+              <w:t xml:space="preserve">{custom_fee_structure}</w:t>
             </w:r>
           </w:p>
           <w:p>
@@ -6192,7 +6192,7 @@
                 <w:highlight w:val="yellow"/>
                 <w:rtl w:val="0"/>
               </w:rPr>
-              <w:t xml:space="preserve">{fill_in_value}</w:t>
+              <w:t xml:space="preserve">{increased_claim_other_detail}</w:t>
             </w:r>
           </w:p>
         </w:tc>
@@ -6863,7 +6863,7 @@
                 <w:highlight w:val="yellow"/>
                 <w:rtl w:val="0"/>
               </w:rPr>
-              <w:t xml:space="preserve">{fill_in_value}</w:t>
+              <w:t xml:space="preserve">{unlimited_claim_other_detail}</w:t>
             </w:r>
           </w:p>
         </w:tc>
@@ -7027,7 +7027,7 @@
                 <w:highlight w:val="yellow"/>
                 <w:rtl w:val="0"/>
               </w:rPr>
-              <w:t xml:space="preserve">{fill_in_value}</w:t>
+              <w:t xml:space="preserve">{additional_warranty_provider_detail}</w:t>
             </w:r>
           </w:p>
           <w:p>
@@ -7100,7 +7100,7 @@
                 <w:highlight w:val="yellow"/>
                 <w:rtl w:val="0"/>
               </w:rPr>
-              <w:t xml:space="preserve">{fill_in_value}</w:t>
+              <w:t xml:space="preserve">{additional_warranty_customer_detail}</w:t>
             </w:r>
           </w:p>
         </w:tc>
@@ -9678,7 +9678,7 @@
                       <w:highlight w:val="yellow"/>
                       <w:rtl w:val="0"/>
                     </w:rPr>
-                    <w:t xml:space="preserve">{fill_in_value}</w:t>
+                    <w:t xml:space="preserve">{other_security_certification}</w:t>
                   </w:r>
                 </w:p>
               </w:tc>

--- a/content/templates/common-paper-csa-with-ai/template.docx
+++ b/content/templates/common-paper-csa-with-ai/template.docx
@@ -23497,6 +23497,7 @@
       <w:fldChar w:fldCharType="begin"/>
       <w:instrText xml:space="preserve">PAGE</w:instrText>
       <w:fldChar w:fldCharType="separate"/>
+      <w:t>1</w:t>
       <w:fldChar w:fldCharType="end"/>
     </w:r>
     <w:r>
@@ -23550,6 +23551,7 @@
       <w:fldChar w:fldCharType="begin"/>
       <w:instrText xml:space="preserve">PAGE</w:instrText>
       <w:fldChar w:fldCharType="separate"/>
+      <w:t>1</w:t>
       <w:fldChar w:fldCharType="end"/>
     </w:r>
     <w:r>
